--- a/candidate-assessment/exercise1-reconciliation/Finance_Summary.docx
+++ b/candidate-assessment/exercise1-reconciliation/Finance_Summary.docx
@@ -50,7 +50,7 @@
           <w:sz w:val="20"/>
           <w:szCs w:val="20"/>
         </w:rPr>
-        <w:t xml:space="preserve">on reference, gross, fee and net. The bridge from our R218,280.00 to the gateway's R217,979.97 leaves R0.00 unexplained. Two of its timing lines are provisional until the adjacent weeks' files confirm them (see assumptions).</w:t>
+        <w:t xml:space="preserve">on reference, gross, fee and net. The 49 differences are 34 genuine breaks, 6 timing differences and 9 that are not a problem (exceptions.csv). The bridge from our R218,280.00 to the gateway's R217,979.97 leaves R0.00 unexplained; its two timing lines are provisional (see assumptions).</w:t>
       </w:r>
     </w:p>
     <w:p>
